--- a/DOC-001 - PMOC Software — Product Charter - v0.2.docx
+++ b/DOC-001 - PMOC Software — Product Charter - v0.2.docx
@@ -1954,18 +1954,15 @@
               <w:spacing w:after="20" w:before="20"/>
             </w:pPr>
             <w:r>
-              <w:t xml:space="preserve">Disponível em fontes oficiais; referenciada em documentação regulatória posterior; há fortes evidências de aplicação atual. </w:t>
+              <w:t>Fonte oficial disponível no acervo Saúde Legis/Biblioteca Virtual em Saúde do Ministério da Saúde. Art. 6º confirmado: proprietários, locatários e prepostos responsáveis por sistemas de climatização com capacidade acima de 5 TR (15.000 kcal/h = 60.000 BTU/h) devem manter responsável técnico habilitado; a alínea a atribui a implantação e manutenção disponível no imóvel do PMOC. Permanece aberta apenas a confirmação jurídica formal de eventual alteração, revogação, consolidação ou extensão atual (OQ-012).</w:t>
             </w:r>
             <w:r>
               <w:rPr>
                 <w:b/>
                 <w:bCs/>
               </w:rPr>
-              <w:t xml:space="preserve">Vigência jurídica formal não declarada</w:t>
-            </w:r>
-            <w:r>
-              <w:t xml:space="preserve"> (OQ-012)</w:t>
-            </w:r>
+            </w:r>
+            <w:r/>
           </w:p>
         </w:tc>
         <w:tc>
@@ -2366,18 +2363,15 @@
               <w:spacing w:after="20" w:before="20"/>
             </w:pPr>
             <w:r>
-              <w:t xml:space="preserve">Norma vigente no catálogo da ABNT (primeira edição 04/2023; edição posterior 10/2024 incorporando errata). Indicada como referência para qualidade do ar interior após a revogação da RE nº 9/2003, conforme orientação oficial da ANVISA de 2025 informada pela auditoria da Services.NET. </w:t>
+              <w:t>Norma técnica protegida por direito autoral. Indicada como referência para qualidade do ar interior após a revogação da RE nº 9/2003 pelo Guia nº 73/2024, versão 2, da ANVISA (Biblioteca Digital item 17752). Conteúdo não reproduzível; edição aplicável, parâmetros e extensão da aplicabilidade permanecem sob validação jurídica e técnica (OQ-004).</w:t>
             </w:r>
             <w:r>
               <w:rPr>
                 <w:b/>
                 <w:bCs/>
               </w:rPr>
-              <w:t xml:space="preserve">Conteúdo não reproduzível</w:t>
-            </w:r>
-            <w:r>
-              <w:t xml:space="preserve">; edição aplicável e extensão da aplicabilidade a confirmar</w:t>
-            </w:r>
+            </w:r>
+            <w:r/>
           </w:p>
         </w:tc>
         <w:tc>
@@ -2402,6 +2396,58 @@
             </w:pPr>
             <w:r>
               <w:t xml:space="preserve">22/09/2026</w:t>
+            </w:r>
+          </w:p>
+        </w:tc>
+      </w:tr>
+      <w:tr>
+        <w:tc>
+          <w:tcPr>
+            <w:tcW w:type="dxa" w:w="1872"/>
+          </w:tcPr>
+          <w:p>
+            <w:r>
+              <w:t>Guia nº 73/2024, versão 2, de 03/04/2025 — Guia de boas práticas em células e tecidos humanos para uso terapêutico</w:t>
+            </w:r>
+          </w:p>
+        </w:tc>
+        <w:tc>
+          <w:tcPr>
+            <w:tcW w:type="dxa" w:w="1872"/>
+          </w:tcPr>
+          <w:p>
+            <w:r>
+              <w:t>ANVISA</w:t>
+            </w:r>
+          </w:p>
+        </w:tc>
+        <w:tc>
+          <w:tcPr>
+            <w:tcW w:type="dxa" w:w="1872"/>
+          </w:tcPr>
+          <w:p>
+            <w:r>
+              <w:t>Guia regulatório não normativo, recomendatório e não vinculante</w:t>
+            </w:r>
+          </w:p>
+        </w:tc>
+        <w:tc>
+          <w:tcPr>
+            <w:tcW w:type="dxa" w:w="1872"/>
+          </w:tcPr>
+          <w:p>
+            <w:r>
+              <w:t>Biblioteca Digital da Anvisa, item 17752; AnvisaLegis: publicação em 03/04/2025, status vigente; vigente a partir de 04/04/2025. Registra que a RE nº 9/2003 foi revogada pela RDC nº 886/2024 e que a ABNT NBR 17037, em sua versão mais atual, passou a ser referência para qualidade do ar interior.</w:t>
+            </w:r>
+          </w:p>
+        </w:tc>
+        <w:tc>
+          <w:tcPr>
+            <w:tcW w:type="dxa" w:w="1872"/>
+          </w:tcPr>
+          <w:p>
+            <w:r>
+              <w:t>22/09/2026</w:t>
             </w:r>
           </w:p>
         </w:tc>
@@ -2462,7 +2508,7 @@
         <w:spacing w:after="40"/>
       </w:pPr>
       <w:r>
-        <w:t xml:space="preserve">a existência de orientação oficial indicando seu uso como referência para qualidade do ar interior após a revogação da RE nº 9/2003;</w:t>
+        <w:t>a existência de orientação oficial da ANVISA indicando seu uso como referência para qualidade do ar interior após a revogação da RE nº 9/2003, registrada no Guia nº 73/2024, versão 2, de 03/04/2025, Biblioteca Digital da Anvisa item 17752;</w:t>
       </w:r>
     </w:p>
     <w:p>
@@ -2534,18 +2580,15 @@
         <w:spacing w:after="40"/>
       </w:pPr>
       <w:r>
-        <w:t xml:space="preserve">a necessidade de registrar a </w:t>
+        <w:t>OQ-019 foi respondida e encerrada nesta revisão local com o registro da referência oficial exata da ANVISA;</w:t>
       </w:r>
       <w:r>
         <w:rPr>
           <w:b/>
           <w:bCs/>
         </w:rPr>
-        <w:t xml:space="preserve">referência oficial exata</w:t>
-      </w:r>
-      <w:r>
-        <w:t xml:space="preserve"> (documento, URL e data) na matriz regulatória do produto (OQ-019).</w:t>
-      </w:r>
+      </w:r>
+      <w:r/>
     </w:p>
     <w:p>
       <w:pPr>
@@ -2849,7 +2892,7 @@
               <w:spacing w:after="20" w:before="20"/>
             </w:pPr>
             <w:r>
-              <w:t xml:space="preserve">Critérios a validar na Fase 2 (OQ-021)</w:t>
+              <w:t>No contexto federal documentado nesta revisão, o limite de 5 TR / 60.000 BTU/h não é tratado como limiar geral para a existência de PMOC. Critérios complementares ficam restritos a normas estaduais, municipais, setoriais, exigências contratuais ou situações de uso restrito (OQ-021 reformulada).</w:t>
             </w:r>
           </w:p>
         </w:tc>
@@ -2930,7 +2973,7 @@
               <w:spacing w:after="20" w:before="20"/>
             </w:pPr>
             <w:r>
-              <w:t xml:space="preserve">Portaria GM/MS nº 3.523/1998 e limite de capacidade nela previsto (5 TR / 60.000 BTU/h)</w:t>
+              <w:t>Portaria GM/MS nº 3.523/1998, Art. 6º</w:t>
             </w:r>
           </w:p>
         </w:tc>
@@ -2955,7 +2998,7 @@
               <w:spacing w:after="20" w:before="20"/>
             </w:pPr>
             <w:r>
-              <w:t xml:space="preserve">Artigo, redação e vigência a confirmar (OQ-012, OQ-021)</w:t>
+              <w:t>Art. 6º da Portaria GM/MS nº 3.523/1998 confirmado como fundamento: capacidade acima de 5 TR (15.000 kcal/h = 60.000 BTU/h) exige responsável técnico habilitado, com implantação e manutenção disponível no imóvel do PMOC conforme alínea a. OQ-012 permanece apenas para confirmação jurídica formal de alteração, revogação, consolidação ou extensão atual.</w:t>
             </w:r>
           </w:p>
         </w:tc>
@@ -2979,32 +3022,24 @@
           <w:b/>
           <w:bCs/>
         </w:rPr>
-        <w:t xml:space="preserve">Regra de produto:</w:t>
-      </w:r>
-      <w:r>
-        <w:t xml:space="preserve"> o limite de </w:t>
-      </w:r>
+        <w:t>Regra de produto: no contexto federal documentado nesta revisão, o limite de 5 TR / 60.000 BTU/h integra a Regra B (exigência de responsável técnico) e não deve ser usado automaticamente como condição geral para a existência de PMOC na Regra A. OQ-021 fica reformulada para tratar apenas de normas estaduais, municipais, regulamentações setoriais específicas, exigências contratuais e situações de uso restrito. Ambas as regras serão representadas como ApplicabilityRule distintas no modelo de Compliance as Data (§9), sem qualquer valor carregado nesta fase.</w:t>
+      </w:r>
+      <w:r/>
       <w:r>
         <w:rPr>
           <w:b/>
           <w:bCs/>
         </w:rPr>
-        <w:t xml:space="preserve">5 TR / 60.000 BTU/h não deve ser usado automaticamente como condição única para decidir a existência de PMOC</w:t>
-      </w:r>
-      <w:r>
-        <w:t xml:space="preserve">. Ele é insumo da Regra B e só poderá integrar a Regra A se validação jurídica assim determinar. Ambas serão representadas como </w:t>
-      </w:r>
+      </w:r>
+      <w:r/>
       <w:r>
         <w:rPr>
           <w:rFonts w:ascii="Consolas" w:cs="Consolas" w:eastAsia="Consolas" w:hAnsi="Consolas"/>
           <w:sz w:val="20"/>
           <w:szCs w:val="20"/>
         </w:rPr>
-        <w:t xml:space="preserve">ApplicabilityRule</w:t>
-      </w:r>
-      <w:r>
-        <w:t xml:space="preserve"> distintas no modelo de Compliance as Data (§9), sem qualquer valor carregado nesta fase.</w:t>
-      </w:r>
+      </w:r>
+      <w:r/>
     </w:p>
     <w:p>
       <w:pPr>
@@ -10847,7 +10882,7 @@
               <w:spacing w:after="20" w:before="20"/>
             </w:pPr>
             <w:r>
-              <w:t xml:space="preserve">Microsoft 365 (Word, Excel, Power BI)</w:t>
+              <w:t>Microsoft 365 (Word, Excel, Power BI) — regra vigente da Fase 1 até decisão formal sobre a transição M365 × Git (DEC-011)</w:t>
             </w:r>
           </w:p>
         </w:tc>
@@ -10899,7 +10934,7 @@
               <w:spacing w:after="20" w:before="20"/>
             </w:pPr>
             <w:r>
-              <w:t xml:space="preserve">Repositório Git (</w:t>
+              <w:t>Repositório Git — histórico versionado desta revisão local e futura representação próxima ao código; autoridade documental definitiva a decidir em DEC-011</w:t>
             </w:r>
             <w:r>
               <w:rPr>
@@ -10907,44 +10942,32 @@
                 <w:sz w:val="20"/>
                 <w:szCs w:val="20"/>
               </w:rPr>
-              <w:t xml:space="preserve">/docs</w:t>
-            </w:r>
-            <w:r>
-              <w:t xml:space="preserve">, </w:t>
-            </w:r>
+            </w:r>
+            <w:r/>
             <w:r>
               <w:rPr>
                 <w:rFonts w:ascii="Consolas" w:cs="Consolas" w:eastAsia="Consolas" w:hAnsi="Consolas"/>
                 <w:sz w:val="20"/>
                 <w:szCs w:val="20"/>
               </w:rPr>
-              <w:t xml:space="preserve">README.md</w:t>
-            </w:r>
-            <w:r>
-              <w:t xml:space="preserve">, </w:t>
-            </w:r>
+            </w:r>
+            <w:r/>
             <w:r>
               <w:rPr>
                 <w:rFonts w:ascii="Consolas" w:cs="Consolas" w:eastAsia="Consolas" w:hAnsi="Consolas"/>
                 <w:sz w:val="20"/>
                 <w:szCs w:val="20"/>
               </w:rPr>
-              <w:t xml:space="preserve">AGENTS.md</w:t>
-            </w:r>
-            <w:r>
-              <w:t xml:space="preserve">, </w:t>
-            </w:r>
+            </w:r>
+            <w:r/>
             <w:r>
               <w:rPr>
                 <w:rFonts w:ascii="Consolas" w:cs="Consolas" w:eastAsia="Consolas" w:hAnsi="Consolas"/>
                 <w:sz w:val="20"/>
                 <w:szCs w:val="20"/>
               </w:rPr>
-              <w:t xml:space="preserve">CLAUDE.md</w:t>
-            </w:r>
-            <w:r>
-              <w:t xml:space="preserve">) — a criar na Fase 10</w:t>
-            </w:r>
+            </w:r>
+            <w:r/>
           </w:p>
         </w:tc>
       </w:tr>
@@ -11055,7 +11078,7 @@
               <w:spacing w:after="20" w:before="20"/>
             </w:pPr>
             <w:r>
-              <w:t xml:space="preserve">Cada informação possui uma única fonte autoritativa, declarada no cabeçalho do artefato</w:t>
+              <w:t>Cada informação possui uma única fonte autoritativa declarada; conflitos M365 × Git devem ser resolvidos por decisão formal, não por alteração silenciosa</w:t>
             </w:r>
           </w:p>
         </w:tc>
@@ -11320,22 +11343,17 @@
           <w:b/>
           <w:bCs/>
         </w:rPr>
-        <w:t xml:space="preserve">Aceitação de auditoria não equivale a aprovação de decisão.</w:t>
-      </w:r>
-      <w:r>
-        <w:t xml:space="preserve"> A aceitação da auditoria da Fase 1 pela Services.NET não altera o status das decisões DEC-001 a DEC-010, que permanecem como </w:t>
-      </w:r>
+        <w:t>Aceitação de auditoria não equivale a aprovação de decisão. A aceitação da auditoria da Fase 1 pela Services.NET não altera o status das decisões DEC-001 a DEC-011, que permanecem como Proposta.</w:t>
+      </w:r>
+      <w:r/>
       <w:r>
         <w:rPr>
           <w:rFonts w:ascii="Consolas" w:cs="Consolas" w:eastAsia="Consolas" w:hAnsi="Consolas"/>
           <w:sz w:val="20"/>
           <w:szCs w:val="20"/>
         </w:rPr>
-        <w:t xml:space="preserve">Proposta</w:t>
-      </w:r>
-      <w:r>
-        <w:t xml:space="preserve">.</w:t>
-      </w:r>
+      </w:r>
+      <w:r/>
     </w:p>
     <w:p>
       <w:pPr>
@@ -11407,7 +11425,7 @@
         <w:spacing w:after="40"/>
       </w:pPr>
       <w:r>
-        <w:t xml:space="preserve">Solicitação de parecer jurídico sobre aplicabilidade da ABNT NBR 17037, sobre a Portaria GM/MS nº 3.523/1998 e sobre a distinção Regra A / Regra B.</w:t>
+        <w:t>Solicitação de parecer jurídico sobre a extensão da aplicabilidade da ABNT NBR 17037, eventual alteração/revogação/consolidação da Portaria GM/MS nº 3.523/1998 e exigências locais, setoriais ou contratuais relacionadas à Regra A / Regra B.</w:t>
       </w:r>
     </w:p>
     <w:p>
@@ -11459,7 +11477,7 @@
         <w:spacing w:after="40"/>
       </w:pPr>
       <w:r>
-        <w:t xml:space="preserve">Registro da referência oficial exata da orientação da ANVISA na matriz regulatória (OQ-019).</w:t>
+        <w:t>Deliberação formal sobre a governança documental Microsoft 365 × Git (DEC-011).</w:t>
       </w:r>
     </w:p>
     <w:p>

--- a/DOC-001 - PMOC Software — Product Charter - v0.2.docx
+++ b/DOC-001 - PMOC Software — Product Charter - v0.2.docx
@@ -300,15 +300,8 @@
             </w:tcMar>
           </w:tcPr>
           <w:p>
-            <w:pPr>
-              <w:spacing w:after="20" w:before="20"/>
-            </w:pPr>
-            <w:r>
-              <w:rPr>
-                <w:b/>
-                <w:bCs/>
-              </w:rPr>
-              <w:t xml:space="preserve">0.2 DRAFT</w:t>
+            <w:r>
+              <w:t>v0.2 — APPROVED</w:t>
             </w:r>
           </w:p>
         </w:tc>
@@ -460,15 +453,8 @@
             </w:tcMar>
           </w:tcPr>
           <w:p>
-            <w:pPr>
-              <w:spacing w:after="20" w:before="20"/>
-            </w:pPr>
-            <w:r>
-              <w:rPr>
-                <w:b/>
-                <w:bCs/>
-              </w:rPr>
-              <w:t xml:space="preserve">Services.NET Phase 1 Audit — Approved</w:t>
+            <w:r>
+              <w:t>Services.NET Phase 1 Audit — Approved; Services.NET segunda revisão formal da Fase 1 v0.2</w:t>
             </w:r>
           </w:p>
         </w:tc>
@@ -676,15 +662,8 @@
             </w:tcMar>
           </w:tcPr>
           <w:p>
-            <w:pPr>
-              <w:spacing w:after="20" w:before="20"/>
-            </w:pPr>
-            <w:r>
-              <w:rPr>
-                <w:b/>
-                <w:bCs/>
-              </w:rPr>
-              <w:t xml:space="preserve">Aguardando segunda revisão formal da Services.NET</w:t>
+            <w:r>
+              <w:t>APPROVED WITH OPEN ACTIONS — Fase 1 v0.2 aprovada formalmente pela Services.NET em 22/09/2026. A Fase 2 não foi iniciada.</w:t>
             </w:r>
           </w:p>
         </w:tc>
@@ -1201,11 +1180,8 @@
             </w:tcMar>
           </w:tcPr>
           <w:p>
-            <w:pPr>
-              <w:spacing w:after="20" w:before="20"/>
-            </w:pPr>
-            <w:r>
-              <w:t xml:space="preserve">Concepção — Fase 1 de 10</w:t>
+            <w:r>
+              <w:t>Fase 1 v0.2 aprovada — Fase 2 não iniciada nesta execução</w:t>
             </w:r>
           </w:p>
         </w:tc>
@@ -1233,27 +1209,7 @@
         <w:jc w:val="both"/>
       </w:pPr>
       <w:r>
-        <w:t xml:space="preserve">O patrocínio executivo do projeto é atribuído à Services.NET. A pessoa física ou papel formal que exerce o patrocínio (</w:t>
-      </w:r>
-      <w:r>
-        <w:rPr>
-          <w:b/>
-          <w:bCs/>
-        </w:rPr>
-        <w:t xml:space="preserve">Sponsor</w:t>
-      </w:r>
-      <w:r>
-        <w:t xml:space="preserve">), com autoridade sobre orçamento, priorização e aprovação de marcos, </w:t>
-      </w:r>
-      <w:r>
-        <w:rPr>
-          <w:b/>
-          <w:bCs/>
-        </w:rPr>
-        <w:t xml:space="preserve">ainda não foi informado</w:t>
-      </w:r>
-      <w:r>
-        <w:t xml:space="preserve"> e deve ser preenchido antes do encerramento da Fase 1 (OQ-002).</w:t>
+        <w:t>O patrocinador executivo (Sponsor) do projeto é Alan Maciel Lima, CEO e especialista da Services.NET. Suas responsabilidades no projeto são direção, gestão, planejamento, supervisão da execução e aprovação executiva do projeto. OQ-002 foi respondida/encerrada em 22/09/2026.</w:t>
       </w:r>
     </w:p>
     <w:p>
@@ -1270,38 +1226,7 @@
         <w:jc w:val="both"/>
       </w:pPr>
       <w:r>
-        <w:t xml:space="preserve">O papel de </w:t>
-      </w:r>
-      <w:r>
-        <w:rPr>
-          <w:b/>
-          <w:bCs/>
-        </w:rPr>
-        <w:t xml:space="preserve">Product Owner</w:t>
-      </w:r>
-      <w:r>
-        <w:t xml:space="preserve"> — responsável por priorização de backlog, aceite funcional e decisão de escopo — </w:t>
-      </w:r>
-      <w:r>
-        <w:rPr>
-          <w:b/>
-          <w:bCs/>
-        </w:rPr>
-        <w:t xml:space="preserve">ainda não foi designado</w:t>
-      </w:r>
-      <w:r>
-        <w:t xml:space="preserve"> (OQ-003). Enquanto não designado, decisões de escopo permanecem pendentes e são registradas no Decision Log (XLS-004) com status </w:t>
-      </w:r>
-      <w:r>
-        <w:rPr>
-          <w:rFonts w:ascii="Consolas" w:cs="Consolas" w:eastAsia="Consolas" w:hAnsi="Consolas"/>
-          <w:sz w:val="20"/>
-          <w:szCs w:val="20"/>
-        </w:rPr>
-        <w:t xml:space="preserve">Proposta</w:t>
-      </w:r>
-      <w:r>
-        <w:t xml:space="preserve">.</w:t>
+        <w:t>O Product Owner institucional é a Services.NET. A plataforma será produto próprio da Services.NET, comercializado, mantido e operado por sua infraestrutura para empresas do setor de climatização e refrigeração. A Clima Zero não é proprietária do produto e não possui autoridade exclusiva sobre o roadmap. Quando um campo exigir pessoa física e não organização, registrar: "Services.NET — autoridade institucional; representante operacional a ser designado conforme necessidade". OQ-003 foi respondida/encerrada em 22/09/2026.</w:t>
       </w:r>
     </w:p>
     <w:p>
@@ -5650,17 +5575,7 @@
         <w:jc w:val="both"/>
       </w:pPr>
       <w:r>
-        <w:t xml:space="preserve">Mapa completo em </w:t>
-      </w:r>
-      <w:r>
-        <w:rPr>
-          <w:b/>
-          <w:bCs/>
-        </w:rPr>
-        <w:t xml:space="preserve">DOC-004 — Stakeholder Map</w:t>
-      </w:r>
-      <w:r>
-        <w:t xml:space="preserve">. Em síntese: Services.NET (patrocínio, engenharia, operação), empresa prestadora cliente-piloto (tenant e fonte de requisitos), clientes finais, responsáveis técnicos e conselhos profissionais competentes, autoridades sanitárias, e agentes de desenvolvimento (Opus, Claude Code, GPT Codex).</w:t>
+        <w:t>Mapa completo em DOC-004 — Stakeholder Map. Em síntese: Services.NET (patrocínio executivo por Alan Maciel Lima, Product Owner institucional, engenharia e operação), Clima Zero Climatização (tenant-piloto e fonte primária de processos, validação operacional, documentos, formulários, regras de campo, testes e validação do MVP quando acordado), clientes finais, responsáveis técnicos e conselhos profissionais competentes, autoridades sanitárias, e agentes de desenvolvimento (Opus, Claude Code, GPT Codex).</w:t>
       </w:r>
     </w:p>
     <w:p>
@@ -6522,17 +6437,7 @@
         <w:jc w:val="both"/>
       </w:pPr>
       <w:r>
-        <w:t xml:space="preserve">Registro completo em </w:t>
-      </w:r>
-      <w:r>
-        <w:rPr>
-          <w:b/>
-          <w:bCs/>
-        </w:rPr>
-        <w:t xml:space="preserve">XLS-001</w:t>
-      </w:r>
-      <w:r>
-        <w:t xml:space="preserve">. Premissas estruturantes: existência de cliente-piloto disponível para validação (ASM-001); operação da plataforma sob responsabilidade da Services.NET (ASM-002); conectividade adequada para o MVP Web (ASM-004); jurisdição inicial exclusivamente brasileira (ASM-005); dados pessoais tratados limitam-se a contexto profissional e de contato (ASM-006, sujeito a validação do DPO).</w:t>
+        <w:t>Registro completo em XLS-001. Premissas estruturantes: tenant-piloto identificado como Clima Zero Climatização, com interlocutores, disponibilidade e agenda ainda a formalizar (ASM-001, OQ-022 e DEP-004); operação da plataforma sob responsabilidade da Services.NET (ASM-002); conectividade adequada para o MVP Web (ASM-004); jurisdição inicial exclusivamente brasileira (ASM-005); dados pessoais tratados limitam-se a contexto profissional e de contato (ASM-006, sujeito a validação do DPO).</w:t>
       </w:r>
     </w:p>
     <w:p>
@@ -7400,36 +7305,30 @@
             </w:tcMar>
           </w:tcPr>
           <w:p>
-            <w:pPr>
-              <w:spacing w:after="20" w:before="20"/>
-            </w:pPr>
-            <w:r>
-              <w:t xml:space="preserve">Cada informação possui uma única fonte autoritativa declarada</w:t>
-            </w:r>
-          </w:p>
-        </w:tc>
-        <w:tc>
-          <w:tcPr>
-            <w:tcW w:type="dxa" w:w="3120"/>
-            <w:tcBorders>
-              <w:top w:val="single" w:color="BFBFBF" w:sz="1"/>
-              <w:left w:val="single" w:color="BFBFBF" w:sz="1"/>
-              <w:bottom w:val="single" w:color="BFBFBF" w:sz="1"/>
-              <w:right w:val="single" w:color="BFBFBF" w:sz="1"/>
-            </w:tcBorders>
-            <w:tcMar>
-              <w:top w:type="dxa" w:w="60"/>
-              <w:left w:type="dxa" w:w="110"/>
-              <w:bottom w:type="dxa" w:w="60"/>
-              <w:right w:type="dxa" w:w="110"/>
-            </w:tcMar>
-          </w:tcPr>
-          <w:p>
-            <w:pPr>
-              <w:spacing w:after="20" w:before="20"/>
-            </w:pPr>
-            <w:r>
-              <w:t xml:space="preserve">Documental</w:t>
+            <w:r>
+              <w:t>Git é a baseline técnica autoritativa e versionada dos artefatos de engenharia formalmente publicados/aprovados; Microsoft 365 é o ambiente de autoria, colaboração, apresentação, visualização executiva, Word, Excel, Power BI e interação com agentes integrados ao ambiente corporativo. Em divergência entre cópia M365 e baseline aprovada no Git, prevalece o Git.</w:t>
+            </w:r>
+          </w:p>
+        </w:tc>
+        <w:tc>
+          <w:tcPr>
+            <w:tcW w:type="dxa" w:w="3120"/>
+            <w:tcBorders>
+              <w:top w:val="single" w:color="BFBFBF" w:sz="1"/>
+              <w:left w:val="single" w:color="BFBFBF" w:sz="1"/>
+              <w:bottom w:val="single" w:color="BFBFBF" w:sz="1"/>
+              <w:right w:val="single" w:color="BFBFBF" w:sz="1"/>
+            </w:tcBorders>
+            <w:tcMar>
+              <w:top w:type="dxa" w:w="60"/>
+              <w:left w:type="dxa" w:w="110"/>
+              <w:bottom w:type="dxa" w:w="60"/>
+              <w:right w:type="dxa" w:w="110"/>
+            </w:tcMar>
+          </w:tcPr>
+          <w:p>
+            <w:r>
+              <w:t>Documental</w:t>
             </w:r>
           </w:p>
         </w:tc>
@@ -7615,7 +7514,7 @@
         <w:spacing w:after="40"/>
       </w:pPr>
       <w:r>
-        <w:t xml:space="preserve">Disponibilidade do cliente-piloto para levantamento da Fase 2 (DEP-004).</w:t>
+        <w:t>Interlocutores, disponibilidade e agenda operacional da Clima Zero Climatização para levantamento da Fase 2 (DEP-004 / OQ-022).</w:t>
       </w:r>
     </w:p>
     <w:p>
@@ -7730,17 +7629,7 @@
         <w:jc w:val="both"/>
       </w:pPr>
       <w:r>
-        <w:t xml:space="preserve">Registro completo em </w:t>
-      </w:r>
-      <w:r>
-        <w:rPr>
-          <w:b/>
-          <w:bCs/>
-        </w:rPr>
-        <w:t xml:space="preserve">XLS-002</w:t>
-      </w:r>
-      <w:r>
-        <w:t xml:space="preserve"> (19 riscos). Os mais relevantes: incerteza quanto à extensão da aplicabilidade da referência técnica de qualidade do ar (RSK-001); vazamento entre tenants (RSK-002); escopo excessivo no MVP (RSK-003); ausência de cliente-piloto engajado (RSK-004); alteração silenciosa de decisões arquiteturais por agentes (RSK-005); perda de fidelidade histórica do PMOC emitido (RSK-019).</w:t>
+        <w:t>Registro completo em XLS-002 (19 riscos). Os mais relevantes: incerteza quanto à extensão da aplicabilidade da referência técnica de qualidade do ar (RSK-001); vazamento entre tenants (RSK-002); escopo excessivo no MVP (RSK-003); engajamento operacional do tenant-piloto ainda a formalizar (RSK-004); alteração silenciosa de decisões arquiteturais por agentes (RSK-005); perda de fidelidade histórica do PMOC emitido (RSK-019).</w:t>
       </w:r>
     </w:p>
     <w:p>
@@ -10618,11 +10507,8 @@
             </w:tcMar>
           </w:tcPr>
           <w:p>
-            <w:pPr>
-              <w:spacing w:after="20" w:before="20"/>
-            </w:pPr>
-            <w:r>
-              <w:t xml:space="preserve">Product Owner (a designar), com validação do patrocinador</w:t>
+            <w:r>
+              <w:t>Product Owner institucional: Services.NET. Quando o campo exigir pessoa física: "Services.NET — autoridade institucional; representante operacional a ser designado conforme necessidade". Aprovação executiva pelo patrocinador Alan Maciel Lima.</w:t>
             </w:r>
           </w:p>
         </w:tc>
@@ -10878,11 +10764,8 @@
             </w:tcMar>
           </w:tcPr>
           <w:p>
-            <w:pPr>
-              <w:spacing w:after="20" w:before="20"/>
-            </w:pPr>
-            <w:r>
-              <w:t>Microsoft 365 (Word, Excel, Power BI) — regra vigente da Fase 1 até decisão formal sobre a transição M365 × Git (DEC-011)</w:t>
+            <w:r>
+              <w:t>Microsoft 365 — ambiente de autoria, colaboração, apresentação, visualização executiva, Word, Excel, Power BI e interação com agentes integrados ao ambiente corporativo.</w:t>
             </w:r>
           </w:p>
         </w:tc>
@@ -10930,44 +10813,9 @@
             </w:tcMar>
           </w:tcPr>
           <w:p>
-            <w:pPr>
-              <w:spacing w:after="20" w:before="20"/>
-            </w:pPr>
-            <w:r>
-              <w:t>Repositório Git — histórico versionado desta revisão local e futura representação próxima ao código; autoridade documental definitiva a decidir em DEC-011</w:t>
-            </w:r>
-            <w:r>
-              <w:rPr>
-                <w:rFonts w:ascii="Consolas" w:cs="Consolas" w:eastAsia="Consolas" w:hAnsi="Consolas"/>
-                <w:sz w:val="20"/>
-                <w:szCs w:val="20"/>
-              </w:rPr>
-            </w:r>
-            <w:r/>
-            <w:r>
-              <w:rPr>
-                <w:rFonts w:ascii="Consolas" w:cs="Consolas" w:eastAsia="Consolas" w:hAnsi="Consolas"/>
-                <w:sz w:val="20"/>
-                <w:szCs w:val="20"/>
-              </w:rPr>
-            </w:r>
-            <w:r/>
-            <w:r>
-              <w:rPr>
-                <w:rFonts w:ascii="Consolas" w:cs="Consolas" w:eastAsia="Consolas" w:hAnsi="Consolas"/>
-                <w:sz w:val="20"/>
-                <w:szCs w:val="20"/>
-              </w:rPr>
-            </w:r>
-            <w:r/>
-            <w:r>
-              <w:rPr>
-                <w:rFonts w:ascii="Consolas" w:cs="Consolas" w:eastAsia="Consolas" w:hAnsi="Consolas"/>
-                <w:sz w:val="20"/>
-                <w:szCs w:val="20"/>
-              </w:rPr>
-            </w:r>
-            <w:r/>
+            <w:r>
+              <w:t>Git — baseline técnica autoritativa e versionada dos artefatos de engenharia formalmente publicados/aprovados.</w:t>
+            </w:r>
           </w:p>
         </w:tc>
       </w:tr>
@@ -11074,11 +10922,8 @@
             </w:tcMar>
           </w:tcPr>
           <w:p>
-            <w:pPr>
-              <w:spacing w:after="20" w:before="20"/>
-            </w:pPr>
-            <w:r>
-              <w:t>Cada informação possui uma única fonte autoritativa declarada; conflitos M365 × Git devem ser resolvidos por decisão formal, não por alteração silenciosa</w:t>
+            <w:r>
+              <w:t>Fluxo M365 → autoria/alteração → revisão → publicação → Git; ou Git → alteração técnica → revisão/aprovação → baseline → sincronização da representação M365 quando aplicável. Em caso de divergência entre uma cópia M365 e uma versão formalmente publicada/aprovada no Git, prevalece a baseline aprovada no Git.</w:t>
             </w:r>
           </w:p>
         </w:tc>
@@ -11339,21 +11184,8 @@
         <w:spacing w:after="40"/>
       </w:pPr>
       <w:r>
-        <w:rPr>
-          <w:b/>
-          <w:bCs/>
-        </w:rPr>
-        <w:t>Aceitação de auditoria não equivale a aprovação de decisão. A aceitação da auditoria da Fase 1 pela Services.NET não altera o status das decisões DEC-001 a DEC-011, que permanecem como Proposta.</w:t>
-      </w:r>
-      <w:r/>
-      <w:r>
-        <w:rPr>
-          <w:rFonts w:ascii="Consolas" w:cs="Consolas" w:eastAsia="Consolas" w:hAnsi="Consolas"/>
-          <w:sz w:val="20"/>
-          <w:szCs w:val="20"/>
-        </w:rPr>
-      </w:r>
-      <w:r/>
+        <w:t>Aprovação de fase não equivale a aprovação individual de todas as decisões. A aprovação formal da Fase 1 v0.2 pela Services.NET aprova o pacote documental como base para avanço, mas não converte DEC-001 a DEC-010 em aprovadas. Somente DEC-011 foi explicitamente aprovada nesta formalização.</w:t>
+      </w:r>
     </w:p>
     <w:p>
       <w:pPr>
@@ -11386,7 +11218,7 @@
         <w:spacing w:after="40"/>
       </w:pPr>
       <w:r>
-        <w:t xml:space="preserve">Segunda revisão formal deste pacote (v0.2) pela Services.NET.</w:t>
+        <w:t>Fase 1 v0.2 aprovada formalmente pela Services.NET em 22/09/2026, com ações abertas registradas.</w:t>
       </w:r>
     </w:p>
     <w:p>
@@ -11399,7 +11231,7 @@
         <w:spacing w:after="40"/>
       </w:pPr>
       <w:r>
-        <w:t xml:space="preserve">Designação de patrocinador, Product Owner, autoridade jurídica e DPO.</w:t>
+        <w:t>Designação ainda pendente da autoridade jurídica/regulatória, DPO/Encarregado e responsável técnico operacional, conforme GAP-004 a GAP-006.</w:t>
       </w:r>
     </w:p>
     <w:p>
@@ -11412,7 +11244,7 @@
         <w:spacing w:after="40"/>
       </w:pPr>
       <w:r>
-        <w:t xml:space="preserve">Confirmação do cliente-piloto e agendamento do levantamento da Fase 2.</w:t>
+        <w:t>Tenant-piloto definido como Clima Zero Climatização; interlocutores específicos, disponibilidade e agenda permanecem em OQ-022/DEP-004.</w:t>
       </w:r>
     </w:p>
     <w:p>
@@ -11477,7 +11309,7 @@
         <w:spacing w:after="40"/>
       </w:pPr>
       <w:r>
-        <w:t>Deliberação formal sobre a governança documental Microsoft 365 × Git (DEC-011).</w:t>
+        <w:t>DEC-011 aprovada: Microsoft 365 como ambiente de autoria/colaboração/apresentação/visualização executiva e Git como baseline técnica autoritativa dos artefatos de engenharia formalmente publicados/aprovados.</w:t>
       </w:r>
     </w:p>
     <w:p>
@@ -11490,7 +11322,7 @@
         <w:spacing w:after="40"/>
       </w:pPr>
       <w:r>
-        <w:t xml:space="preserve">Fechamento das questões abertas bloqueantes.</w:t>
+        <w:t>Manutenção das questões abertas e ações pendentes em seus registros próprios; nenhuma OQ remanescente foi encerrada silenciosamente.</w:t>
       </w:r>
     </w:p>
     <w:p>
@@ -11503,17 +11335,7 @@
         <w:spacing w:after="40"/>
       </w:pPr>
       <w:r>
-        <w:t xml:space="preserve">Aprovação formal para início da Fase 2 — </w:t>
-      </w:r>
-      <w:r>
-        <w:rPr>
-          <w:b/>
-          <w:bCs/>
-        </w:rPr>
-        <w:t xml:space="preserve">que não foi iniciada</w:t>
-      </w:r>
-      <w:r>
-        <w:t xml:space="preserve">.</w:t>
+        <w:t>Não iniciar a Fase 2 nesta execução; avanço posterior depende de autorização específica e tratamento das open actions aplicáveis.</w:t>
       </w:r>
     </w:p>
     <w:sectPr>
